--- a/Project 2.docx
+++ b/Project 2.docx
@@ -233,10 +233,10 @@
       </w:pPr>
       <w:r>
         <w:drawing>
-          <wp:inline distT="0" distB="0" distL="0" distR="0" wp14:anchorId="4DA96962" wp14:editId="6EB7CE50">
-            <wp:extent cx="5296359" cy="1615580"/>
-            <wp:effectExtent l="0" t="0" r="0" b="3810"/>
-            <wp:docPr id="2066856004" name="صورة 1" descr="صورة تحتوي على نص, لقطة شاشة, خط, الخط&#10;&#10;قد يكون المحتوى الذي تم إنشاؤه بواسطة الذكاء الاصطناعي غير صحيح."/>
+          <wp:inline distT="0" distB="0" distL="0" distR="0" wp14:anchorId="598716E5" wp14:editId="08589E54">
+            <wp:extent cx="5943600" cy="1758315"/>
+            <wp:effectExtent l="0" t="0" r="0" b="0"/>
+            <wp:docPr id="379340216" name="Picture 1"/>
             <wp:cNvGraphicFramePr>
               <a:graphicFrameLocks xmlns:a="http://schemas.openxmlformats.org/drawingml/2006/main" noChangeAspect="1"/>
             </wp:cNvGraphicFramePr>
@@ -244,7 +244,7 @@
               <a:graphicData uri="http://schemas.openxmlformats.org/drawingml/2006/picture">
                 <pic:pic xmlns:pic="http://schemas.openxmlformats.org/drawingml/2006/picture">
                   <pic:nvPicPr>
-                    <pic:cNvPr id="2066856004" name="صورة 1" descr="صورة تحتوي على نص, لقطة شاشة, خط, الخط&#10;&#10;قد يكون المحتوى الذي تم إنشاؤه بواسطة الذكاء الاصطناعي غير صحيح."/>
+                    <pic:cNvPr id="379340216" name=""/>
                     <pic:cNvPicPr/>
                   </pic:nvPicPr>
                   <pic:blipFill>
@@ -256,7 +256,7 @@
                   <pic:spPr>
                     <a:xfrm>
                       <a:off x="0" y="0"/>
-                      <a:ext cx="5296359" cy="1615580"/>
+                      <a:ext cx="5943600" cy="1758315"/>
                     </a:xfrm>
                     <a:prstGeom prst="rect">
                       <a:avLst/>
@@ -299,20 +299,7 @@
         </w:rPr>
       </w:pPr>
     </w:p>
-    <w:p>
-      <w:pPr>
-        <w:rPr>
-          <w:rtl/>
-        </w:rPr>
-      </w:pPr>
-    </w:p>
-    <w:p>
-      <w:pPr>
-        <w:rPr>
-          <w:rtl/>
-        </w:rPr>
-      </w:pPr>
-    </w:p>
+    <w:p/>
     <w:p>
       <w:pPr>
         <w:rPr>
@@ -344,10 +331,10 @@
           <w:bCs/>
         </w:rPr>
         <w:drawing>
-          <wp:inline distT="0" distB="0" distL="0" distR="0" wp14:anchorId="10540062" wp14:editId="019F5B70">
-            <wp:extent cx="2446232" cy="1196444"/>
-            <wp:effectExtent l="0" t="0" r="0" b="3810"/>
-            <wp:docPr id="849047597" name="صورة 1"/>
+          <wp:inline distT="0" distB="0" distL="0" distR="0" wp14:anchorId="0B9A1B55" wp14:editId="3217365D">
+            <wp:extent cx="3177815" cy="1996613"/>
+            <wp:effectExtent l="0" t="0" r="3810" b="3810"/>
+            <wp:docPr id="1876041159" name="Picture 1"/>
             <wp:cNvGraphicFramePr>
               <a:graphicFrameLocks xmlns:a="http://schemas.openxmlformats.org/drawingml/2006/main" noChangeAspect="1"/>
             </wp:cNvGraphicFramePr>
@@ -355,7 +342,7 @@
               <a:graphicData uri="http://schemas.openxmlformats.org/drawingml/2006/picture">
                 <pic:pic xmlns:pic="http://schemas.openxmlformats.org/drawingml/2006/picture">
                   <pic:nvPicPr>
-                    <pic:cNvPr id="849047597" name=""/>
+                    <pic:cNvPr id="1876041159" name=""/>
                     <pic:cNvPicPr/>
                   </pic:nvPicPr>
                   <pic:blipFill>
@@ -367,7 +354,7 @@
                   <pic:spPr>
                     <a:xfrm>
                       <a:off x="0" y="0"/>
-                      <a:ext cx="2446232" cy="1196444"/>
+                      <a:ext cx="3177815" cy="1996613"/>
                     </a:xfrm>
                     <a:prstGeom prst="rect">
                       <a:avLst/>
@@ -456,10 +443,10 @@
           <w:bCs/>
         </w:rPr>
         <w:drawing>
-          <wp:inline distT="0" distB="0" distL="0" distR="0" wp14:anchorId="307B503E" wp14:editId="0562B0D7">
-            <wp:extent cx="3109229" cy="426757"/>
-            <wp:effectExtent l="0" t="0" r="0" b="0"/>
-            <wp:docPr id="1172902558" name="صورة 1" descr="صورة تحتوي على نص, الخط, لقطة شاشة, خط&#10;&#10;قد يكون المحتوى الذي تم إنشاؤه بواسطة الذكاء الاصطناعي غير صحيح."/>
+          <wp:inline distT="0" distB="0" distL="0" distR="0" wp14:anchorId="4445EF6C" wp14:editId="49FEEE6E">
+            <wp:extent cx="3810330" cy="853514"/>
+            <wp:effectExtent l="0" t="0" r="0" b="3810"/>
+            <wp:docPr id="61651468" name="Picture 1"/>
             <wp:cNvGraphicFramePr>
               <a:graphicFrameLocks xmlns:a="http://schemas.openxmlformats.org/drawingml/2006/main" noChangeAspect="1"/>
             </wp:cNvGraphicFramePr>
@@ -467,7 +454,7 @@
               <a:graphicData uri="http://schemas.openxmlformats.org/drawingml/2006/picture">
                 <pic:pic xmlns:pic="http://schemas.openxmlformats.org/drawingml/2006/picture">
                   <pic:nvPicPr>
-                    <pic:cNvPr id="1172902558" name="صورة 1" descr="صورة تحتوي على نص, الخط, لقطة شاشة, خط&#10;&#10;قد يكون المحتوى الذي تم إنشاؤه بواسطة الذكاء الاصطناعي غير صحيح."/>
+                    <pic:cNvPr id="61651468" name=""/>
                     <pic:cNvPicPr/>
                   </pic:nvPicPr>
                   <pic:blipFill>
@@ -479,7 +466,7 @@
                   <pic:spPr>
                     <a:xfrm>
                       <a:off x="0" y="0"/>
-                      <a:ext cx="3109229" cy="426757"/>
+                      <a:ext cx="3810330" cy="853514"/>
                     </a:xfrm>
                     <a:prstGeom prst="rect">
                       <a:avLst/>
@@ -522,27 +509,39 @@
         <w:t>The third column: values of x^2 (for the quadratic term c2).</w:t>
       </w:r>
     </w:p>
-    <w:p>
-      <w:pPr>
-        <w:rPr>
-          <w:b/>
-          <w:bCs/>
-          <w:rtl/>
-        </w:rPr>
-      </w:pPr>
-    </w:p>
-    <w:p>
-      <w:pPr>
-        <w:rPr>
-          <w:b/>
-          <w:bCs/>
-        </w:rPr>
-      </w:pPr>
-      <w:r>
-        <w:rPr>
-          <w:b/>
-          <w:bCs/>
-        </w:rPr>
+    <w:p/>
+    <w:p/>
+    <w:p/>
+    <w:p>
+      <w:pPr>
+        <w:rPr>
+          <w:b/>
+          <w:bCs/>
+        </w:rPr>
+      </w:pPr>
+    </w:p>
+    <w:p>
+      <w:pPr>
+        <w:rPr>
+          <w:b/>
+          <w:bCs/>
+          <w:rtl/>
+        </w:rPr>
+      </w:pPr>
+    </w:p>
+    <w:p>
+      <w:pPr>
+        <w:rPr>
+          <w:b/>
+          <w:bCs/>
+        </w:rPr>
+      </w:pPr>
+      <w:r>
+        <w:rPr>
+          <w:b/>
+          <w:bCs/>
+        </w:rPr>
+        <w:lastRenderedPageBreak/>
         <w:t>4 Computing the Curve Coefficients (Least Squares)</w:t>
       </w:r>
     </w:p>
@@ -558,13 +557,12 @@
         <w:rPr>
           <w:b/>
           <w:bCs/>
-          <w:noProof/>
         </w:rPr>
         <w:drawing>
-          <wp:inline distT="0" distB="0" distL="0" distR="0" wp14:anchorId="6432CDDD" wp14:editId="7CB28DCB">
-            <wp:extent cx="3688080" cy="533400"/>
-            <wp:effectExtent l="0" t="0" r="7620" b="0"/>
-            <wp:docPr id="639642800" name="صورة 1" descr="صورة تحتوي على نص, الخط, لقطة شاشة, أبيض&#10;&#10;قد يكون المحتوى الذي تم إنشاؤه بواسطة الذكاء الاصطناعي غير صحيح."/>
+          <wp:inline distT="0" distB="0" distL="0" distR="0" wp14:anchorId="7C680EE3" wp14:editId="3F10205D">
+            <wp:extent cx="3063505" cy="769687"/>
+            <wp:effectExtent l="0" t="0" r="3810" b="0"/>
+            <wp:docPr id="349672022" name="Picture 1"/>
             <wp:cNvGraphicFramePr>
               <a:graphicFrameLocks xmlns:a="http://schemas.openxmlformats.org/drawingml/2006/main" noChangeAspect="1"/>
             </wp:cNvGraphicFramePr>
@@ -572,36 +570,23 @@
               <a:graphicData uri="http://schemas.openxmlformats.org/drawingml/2006/picture">
                 <pic:pic xmlns:pic="http://schemas.openxmlformats.org/drawingml/2006/picture">
                   <pic:nvPicPr>
-                    <pic:cNvPr id="639642800" name="صورة 1" descr="صورة تحتوي على نص, الخط, لقطة شاشة, أبيض&#10;&#10;قد يكون المحتوى الذي تم إنشاؤه بواسطة الذكاء الاصطناعي غير صحيح."/>
-                    <pic:cNvPicPr>
-                      <a:picLocks noChangeAspect="1" noChangeArrowheads="1"/>
-                    </pic:cNvPicPr>
+                    <pic:cNvPr id="349672022" name=""/>
+                    <pic:cNvPicPr/>
                   </pic:nvPicPr>
                   <pic:blipFill>
-                    <a:blip r:embed="rId8">
-                      <a:extLst>
-                        <a:ext uri="{28A0092B-C50C-407E-A947-70E740481C1C}">
-                          <a14:useLocalDpi xmlns:a14="http://schemas.microsoft.com/office/drawing/2010/main" val="0"/>
-                        </a:ext>
-                      </a:extLst>
-                    </a:blip>
-                    <a:srcRect/>
+                    <a:blip r:embed="rId8"/>
                     <a:stretch>
                       <a:fillRect/>
                     </a:stretch>
                   </pic:blipFill>
-                  <pic:spPr bwMode="auto">
+                  <pic:spPr>
                     <a:xfrm>
                       <a:off x="0" y="0"/>
-                      <a:ext cx="3688080" cy="533400"/>
+                      <a:ext cx="3063505" cy="769687"/>
                     </a:xfrm>
                     <a:prstGeom prst="rect">
                       <a:avLst/>
                     </a:prstGeom>
-                    <a:noFill/>
-                    <a:ln>
-                      <a:noFill/>
-                    </a:ln>
                   </pic:spPr>
                 </pic:pic>
               </a:graphicData>
@@ -770,7 +755,6 @@
           <w:b/>
           <w:bCs/>
         </w:rPr>
-        <w:lastRenderedPageBreak/>
         <w:t>5 Displaying the Coefficients</w:t>
       </w:r>
     </w:p>
@@ -786,12 +770,13 @@
         <w:rPr>
           <w:b/>
           <w:bCs/>
+          <w:noProof/>
         </w:rPr>
         <w:drawing>
-          <wp:inline distT="0" distB="0" distL="0" distR="0" wp14:anchorId="6785A30B" wp14:editId="77C117CE">
-            <wp:extent cx="2987299" cy="1524132"/>
-            <wp:effectExtent l="0" t="0" r="3810" b="0"/>
-            <wp:docPr id="381521885" name="صورة 1" descr="صورة تحتوي على نص, الخط, لقطة شاشة, رقم&#10;&#10;قد يكون المحتوى الذي تم إنشاؤه بواسطة الذكاء الاصطناعي غير صحيح."/>
+          <wp:inline distT="0" distB="0" distL="0" distR="0" wp14:anchorId="7F077C19" wp14:editId="5D30C4EA">
+            <wp:extent cx="4214225" cy="2263336"/>
+            <wp:effectExtent l="0" t="0" r="0" b="3810"/>
+            <wp:docPr id="1380543818" name="Picture 1"/>
             <wp:cNvGraphicFramePr>
               <a:graphicFrameLocks xmlns:a="http://schemas.openxmlformats.org/drawingml/2006/main" noChangeAspect="1"/>
             </wp:cNvGraphicFramePr>
@@ -799,7 +784,7 @@
               <a:graphicData uri="http://schemas.openxmlformats.org/drawingml/2006/picture">
                 <pic:pic xmlns:pic="http://schemas.openxmlformats.org/drawingml/2006/picture">
                   <pic:nvPicPr>
-                    <pic:cNvPr id="381521885" name="صورة 1" descr="صورة تحتوي على نص, الخط, لقطة شاشة, رقم&#10;&#10;قد يكون المحتوى الذي تم إنشاؤه بواسطة الذكاء الاصطناعي غير صحيح."/>
+                    <pic:cNvPr id="1380543818" name=""/>
                     <pic:cNvPicPr/>
                   </pic:nvPicPr>
                   <pic:blipFill>
@@ -811,7 +796,7 @@
                   <pic:spPr>
                     <a:xfrm>
                       <a:off x="0" y="0"/>
-                      <a:ext cx="2987299" cy="1524132"/>
+                      <a:ext cx="4214225" cy="2263336"/>
                     </a:xfrm>
                     <a:prstGeom prst="rect">
                       <a:avLst/>
@@ -843,6 +828,14 @@
         <w:rPr>
           <w:b/>
           <w:bCs/>
+        </w:rPr>
+      </w:pPr>
+    </w:p>
+    <w:p>
+      <w:pPr>
+        <w:rPr>
+          <w:b/>
+          <w:bCs/>
           <w:rtl/>
         </w:rPr>
       </w:pPr>
@@ -875,12 +868,13 @@
         <w:rPr>
           <w:b/>
           <w:bCs/>
+          <w:noProof/>
         </w:rPr>
         <w:drawing>
-          <wp:inline distT="0" distB="0" distL="0" distR="0" wp14:anchorId="16EB5C64" wp14:editId="782785C5">
-            <wp:extent cx="3010161" cy="464860"/>
+          <wp:inline distT="0" distB="0" distL="0" distR="0" wp14:anchorId="46BFFBD4" wp14:editId="4E2CC5FD">
+            <wp:extent cx="3353091" cy="845893"/>
             <wp:effectExtent l="0" t="0" r="0" b="0"/>
-            <wp:docPr id="765230050" name="صورة 1" descr="صورة تحتوي على نص, الخط, لقطة شاشة, خط&#10;&#10;قد يكون المحتوى الذي تم إنشاؤه بواسطة الذكاء الاصطناعي غير صحيح."/>
+            <wp:docPr id="659074402" name="Picture 1"/>
             <wp:cNvGraphicFramePr>
               <a:graphicFrameLocks xmlns:a="http://schemas.openxmlformats.org/drawingml/2006/main" noChangeAspect="1"/>
             </wp:cNvGraphicFramePr>
@@ -888,7 +882,7 @@
               <a:graphicData uri="http://schemas.openxmlformats.org/drawingml/2006/picture">
                 <pic:pic xmlns:pic="http://schemas.openxmlformats.org/drawingml/2006/picture">
                   <pic:nvPicPr>
-                    <pic:cNvPr id="765230050" name="صورة 1" descr="صورة تحتوي على نص, الخط, لقطة شاشة, خط&#10;&#10;قد يكون المحتوى الذي تم إنشاؤه بواسطة الذكاء الاصطناعي غير صحيح."/>
+                    <pic:cNvPr id="659074402" name=""/>
                     <pic:cNvPicPr/>
                   </pic:nvPicPr>
                   <pic:blipFill>
@@ -900,7 +894,7 @@
                   <pic:spPr>
                     <a:xfrm>
                       <a:off x="0" y="0"/>
-                      <a:ext cx="3010161" cy="464860"/>
+                      <a:ext cx="3353091" cy="845893"/>
                     </a:xfrm>
                     <a:prstGeom prst="rect">
                       <a:avLst/>
@@ -951,6 +945,7 @@
           <w:b/>
           <w:bCs/>
         </w:rPr>
+        <w:lastRenderedPageBreak/>
         <w:t>7 Plotting the Fitted Curve</w:t>
       </w:r>
     </w:p>
@@ -966,12 +961,13 @@
         <w:rPr>
           <w:b/>
           <w:bCs/>
+          <w:noProof/>
         </w:rPr>
         <w:drawing>
-          <wp:inline distT="0" distB="0" distL="0" distR="0" wp14:anchorId="548F73E2" wp14:editId="04D5C9FA">
-            <wp:extent cx="3657917" cy="914479"/>
-            <wp:effectExtent l="0" t="0" r="0" b="0"/>
-            <wp:docPr id="515659644" name="صورة 1" descr="صورة تحتوي على نص, الخط, لقطة شاشة, خط&#10;&#10;قد يكون المحتوى الذي تم إنشاؤه بواسطة الذكاء الاصطناعي غير صحيح."/>
+          <wp:inline distT="0" distB="0" distL="0" distR="0" wp14:anchorId="5A946E64" wp14:editId="0B5BE978">
+            <wp:extent cx="4854361" cy="1394581"/>
+            <wp:effectExtent l="0" t="0" r="3810" b="0"/>
+            <wp:docPr id="1732001485" name="Picture 1"/>
             <wp:cNvGraphicFramePr>
               <a:graphicFrameLocks xmlns:a="http://schemas.openxmlformats.org/drawingml/2006/main" noChangeAspect="1"/>
             </wp:cNvGraphicFramePr>
@@ -979,7 +975,7 @@
               <a:graphicData uri="http://schemas.openxmlformats.org/drawingml/2006/picture">
                 <pic:pic xmlns:pic="http://schemas.openxmlformats.org/drawingml/2006/picture">
                   <pic:nvPicPr>
-                    <pic:cNvPr id="515659644" name="صورة 1" descr="صورة تحتوي على نص, الخط, لقطة شاشة, خط&#10;&#10;قد يكون المحتوى الذي تم إنشاؤه بواسطة الذكاء الاصطناعي غير صحيح."/>
+                    <pic:cNvPr id="1732001485" name=""/>
                     <pic:cNvPicPr/>
                   </pic:nvPicPr>
                   <pic:blipFill>
@@ -991,7 +987,7 @@
                   <pic:spPr>
                     <a:xfrm>
                       <a:off x="0" y="0"/>
-                      <a:ext cx="3657917" cy="914479"/>
+                      <a:ext cx="4854361" cy="1394581"/>
                     </a:xfrm>
                     <a:prstGeom prst="rect">
                       <a:avLst/>
@@ -1064,10 +1060,10 @@
           <w:bCs/>
         </w:rPr>
         <w:drawing>
-          <wp:inline distT="0" distB="0" distL="0" distR="0" wp14:anchorId="18441523" wp14:editId="1577DC1D">
-            <wp:extent cx="4580017" cy="586791"/>
-            <wp:effectExtent l="0" t="0" r="0" b="3810"/>
-            <wp:docPr id="1491571661" name="صورة 1" descr="صورة تحتوي على نص, لقطة شاشة, الخط, خط&#10;&#10;قد يكون المحتوى الذي تم إنشاؤه بواسطة الذكاء الاصطناعي غير صحيح."/>
+          <wp:inline distT="0" distB="0" distL="0" distR="0" wp14:anchorId="2575A991" wp14:editId="00AC83B8">
+            <wp:extent cx="5943600" cy="1185545"/>
+            <wp:effectExtent l="0" t="0" r="0" b="0"/>
+            <wp:docPr id="2114200022" name="Picture 1"/>
             <wp:cNvGraphicFramePr>
               <a:graphicFrameLocks xmlns:a="http://schemas.openxmlformats.org/drawingml/2006/main" noChangeAspect="1"/>
             </wp:cNvGraphicFramePr>
@@ -1075,7 +1071,7 @@
               <a:graphicData uri="http://schemas.openxmlformats.org/drawingml/2006/picture">
                 <pic:pic xmlns:pic="http://schemas.openxmlformats.org/drawingml/2006/picture">
                   <pic:nvPicPr>
-                    <pic:cNvPr id="1491571661" name="صورة 1" descr="صورة تحتوي على نص, لقطة شاشة, الخط, خط&#10;&#10;قد يكون المحتوى الذي تم إنشاؤه بواسطة الذكاء الاصطناعي غير صحيح."/>
+                    <pic:cNvPr id="2114200022" name=""/>
                     <pic:cNvPicPr/>
                   </pic:nvPicPr>
                   <pic:blipFill>
@@ -1087,7 +1083,7 @@
                   <pic:spPr>
                     <a:xfrm>
                       <a:off x="0" y="0"/>
-                      <a:ext cx="4580017" cy="586791"/>
+                      <a:ext cx="5943600" cy="1185545"/>
                     </a:xfrm>
                     <a:prstGeom prst="rect">
                       <a:avLst/>
@@ -1128,6 +1124,15 @@
         <w:t>.</w:t>
       </w:r>
     </w:p>
+    <w:p/>
+    <w:p/>
+    <w:p/>
+    <w:p/>
+    <w:p/>
+    <w:p/>
+    <w:p/>
+    <w:p/>
+    <w:p/>
     <w:p>
       <w:pPr>
         <w:rPr>
@@ -1239,6 +1244,14 @@
         </w:rPr>
         <w:t>Residual norm indicating the fitting error.</w:t>
       </w:r>
+    </w:p>
+    <w:p>
+      <w:pPr>
+        <w:rPr>
+          <w:b/>
+          <w:bCs/>
+        </w:rPr>
+      </w:pPr>
     </w:p>
     <w:p>
       <w:pPr>
@@ -2471,15 +2484,15 @@
     <w:lsdException w:name="Unresolved Mention" w:semiHidden="1" w:unhideWhenUsed="1"/>
     <w:lsdException w:name="Smart Link" w:semiHidden="1" w:unhideWhenUsed="1"/>
   </w:latentStyles>
-  <w:style w:type="paragraph" w:default="1" w:styleId="a">
+  <w:style w:type="paragraph" w:default="1" w:styleId="Normal">
     <w:name w:val="Normal"/>
     <w:qFormat/>
   </w:style>
-  <w:style w:type="paragraph" w:styleId="1">
+  <w:style w:type="paragraph" w:styleId="Heading1">
     <w:name w:val="heading 1"/>
-    <w:basedOn w:val="a"/>
-    <w:next w:val="a"/>
-    <w:link w:val="1Char"/>
+    <w:basedOn w:val="Normal"/>
+    <w:next w:val="Normal"/>
+    <w:link w:val="Heading1Char"/>
     <w:uiPriority w:val="9"/>
     <w:qFormat/>
     <w:rsid w:val="00FD2821"/>
@@ -2496,11 +2509,11 @@
       <w:szCs w:val="40"/>
     </w:rPr>
   </w:style>
-  <w:style w:type="paragraph" w:styleId="2">
+  <w:style w:type="paragraph" w:styleId="Heading2">
     <w:name w:val="heading 2"/>
-    <w:basedOn w:val="a"/>
-    <w:next w:val="a"/>
-    <w:link w:val="2Char"/>
+    <w:basedOn w:val="Normal"/>
+    <w:next w:val="Normal"/>
+    <w:link w:val="Heading2Char"/>
     <w:uiPriority w:val="9"/>
     <w:unhideWhenUsed/>
     <w:qFormat/>
@@ -2518,11 +2531,11 @@
       <w:szCs w:val="32"/>
     </w:rPr>
   </w:style>
-  <w:style w:type="paragraph" w:styleId="3">
+  <w:style w:type="paragraph" w:styleId="Heading3">
     <w:name w:val="heading 3"/>
-    <w:basedOn w:val="a"/>
-    <w:next w:val="a"/>
-    <w:link w:val="3Char"/>
+    <w:basedOn w:val="Normal"/>
+    <w:next w:val="Normal"/>
+    <w:link w:val="Heading3Char"/>
     <w:uiPriority w:val="9"/>
     <w:unhideWhenUsed/>
     <w:qFormat/>
@@ -2540,11 +2553,11 @@
       <w:szCs w:val="28"/>
     </w:rPr>
   </w:style>
-  <w:style w:type="paragraph" w:styleId="4">
+  <w:style w:type="paragraph" w:styleId="Heading4">
     <w:name w:val="heading 4"/>
-    <w:basedOn w:val="a"/>
-    <w:next w:val="a"/>
-    <w:link w:val="4Char"/>
+    <w:basedOn w:val="Normal"/>
+    <w:next w:val="Normal"/>
+    <w:link w:val="Heading4Char"/>
     <w:uiPriority w:val="9"/>
     <w:semiHidden/>
     <w:unhideWhenUsed/>
@@ -2563,11 +2576,11 @@
       <w:color w:val="0F4761" w:themeColor="accent1" w:themeShade="BF"/>
     </w:rPr>
   </w:style>
-  <w:style w:type="paragraph" w:styleId="5">
+  <w:style w:type="paragraph" w:styleId="Heading5">
     <w:name w:val="heading 5"/>
-    <w:basedOn w:val="a"/>
-    <w:next w:val="a"/>
-    <w:link w:val="5Char"/>
+    <w:basedOn w:val="Normal"/>
+    <w:next w:val="Normal"/>
+    <w:link w:val="Heading5Char"/>
     <w:uiPriority w:val="9"/>
     <w:semiHidden/>
     <w:unhideWhenUsed/>
@@ -2584,11 +2597,11 @@
       <w:color w:val="0F4761" w:themeColor="accent1" w:themeShade="BF"/>
     </w:rPr>
   </w:style>
-  <w:style w:type="paragraph" w:styleId="6">
+  <w:style w:type="paragraph" w:styleId="Heading6">
     <w:name w:val="heading 6"/>
-    <w:basedOn w:val="a"/>
-    <w:next w:val="a"/>
-    <w:link w:val="6Char"/>
+    <w:basedOn w:val="Normal"/>
+    <w:next w:val="Normal"/>
+    <w:link w:val="Heading6Char"/>
     <w:uiPriority w:val="9"/>
     <w:semiHidden/>
     <w:unhideWhenUsed/>
@@ -2607,11 +2620,11 @@
       <w:color w:val="595959" w:themeColor="text1" w:themeTint="A6"/>
     </w:rPr>
   </w:style>
-  <w:style w:type="paragraph" w:styleId="7">
+  <w:style w:type="paragraph" w:styleId="Heading7">
     <w:name w:val="heading 7"/>
-    <w:basedOn w:val="a"/>
-    <w:next w:val="a"/>
-    <w:link w:val="7Char"/>
+    <w:basedOn w:val="Normal"/>
+    <w:next w:val="Normal"/>
+    <w:link w:val="Heading7Char"/>
     <w:uiPriority w:val="9"/>
     <w:semiHidden/>
     <w:unhideWhenUsed/>
@@ -2628,11 +2641,11 @@
       <w:color w:val="595959" w:themeColor="text1" w:themeTint="A6"/>
     </w:rPr>
   </w:style>
-  <w:style w:type="paragraph" w:styleId="8">
+  <w:style w:type="paragraph" w:styleId="Heading8">
     <w:name w:val="heading 8"/>
-    <w:basedOn w:val="a"/>
-    <w:next w:val="a"/>
-    <w:link w:val="8Char"/>
+    <w:basedOn w:val="Normal"/>
+    <w:next w:val="Normal"/>
+    <w:link w:val="Heading8Char"/>
     <w:uiPriority w:val="9"/>
     <w:semiHidden/>
     <w:unhideWhenUsed/>
@@ -2651,11 +2664,11 @@
       <w:color w:val="272727" w:themeColor="text1" w:themeTint="D8"/>
     </w:rPr>
   </w:style>
-  <w:style w:type="paragraph" w:styleId="9">
+  <w:style w:type="paragraph" w:styleId="Heading9">
     <w:name w:val="heading 9"/>
-    <w:basedOn w:val="a"/>
-    <w:next w:val="a"/>
-    <w:link w:val="9Char"/>
+    <w:basedOn w:val="Normal"/>
+    <w:next w:val="Normal"/>
+    <w:link w:val="Heading9Char"/>
     <w:uiPriority w:val="9"/>
     <w:semiHidden/>
     <w:unhideWhenUsed/>
@@ -2672,12 +2685,13 @@
       <w:color w:val="272727" w:themeColor="text1" w:themeTint="D8"/>
     </w:rPr>
   </w:style>
-  <w:style w:type="character" w:default="1" w:styleId="a0">
+  <w:style w:type="character" w:default="1" w:styleId="DefaultParagraphFont">
     <w:name w:val="Default Paragraph Font"/>
     <w:uiPriority w:val="1"/>
+    <w:semiHidden/>
     <w:unhideWhenUsed/>
   </w:style>
-  <w:style w:type="table" w:default="1" w:styleId="a1">
+  <w:style w:type="table" w:default="1" w:styleId="TableNormal">
     <w:name w:val="Normal Table"/>
     <w:uiPriority w:val="99"/>
     <w:semiHidden/>
@@ -2692,16 +2706,16 @@
       </w:tblCellMar>
     </w:tblPr>
   </w:style>
-  <w:style w:type="numbering" w:default="1" w:styleId="a2">
+  <w:style w:type="numbering" w:default="1" w:styleId="NoList">
     <w:name w:val="No List"/>
     <w:uiPriority w:val="99"/>
     <w:semiHidden/>
     <w:unhideWhenUsed/>
   </w:style>
-  <w:style w:type="character" w:customStyle="1" w:styleId="1Char">
-    <w:name w:val="العنوان 1 Char"/>
-    <w:basedOn w:val="a0"/>
-    <w:link w:val="1"/>
+  <w:style w:type="character" w:customStyle="1" w:styleId="Heading1Char">
+    <w:name w:val="Heading 1 Char"/>
+    <w:basedOn w:val="DefaultParagraphFont"/>
+    <w:link w:val="Heading1"/>
     <w:uiPriority w:val="9"/>
     <w:rsid w:val="00FD2821"/>
     <w:rPr>
@@ -2711,10 +2725,10 @@
       <w:szCs w:val="40"/>
     </w:rPr>
   </w:style>
-  <w:style w:type="character" w:customStyle="1" w:styleId="2Char">
-    <w:name w:val="عنوان 2 Char"/>
-    <w:basedOn w:val="a0"/>
-    <w:link w:val="2"/>
+  <w:style w:type="character" w:customStyle="1" w:styleId="Heading2Char">
+    <w:name w:val="Heading 2 Char"/>
+    <w:basedOn w:val="DefaultParagraphFont"/>
+    <w:link w:val="Heading2"/>
     <w:uiPriority w:val="9"/>
     <w:rsid w:val="00FD2821"/>
     <w:rPr>
@@ -2724,10 +2738,10 @@
       <w:szCs w:val="32"/>
     </w:rPr>
   </w:style>
-  <w:style w:type="character" w:customStyle="1" w:styleId="3Char">
-    <w:name w:val="عنوان 3 Char"/>
-    <w:basedOn w:val="a0"/>
-    <w:link w:val="3"/>
+  <w:style w:type="character" w:customStyle="1" w:styleId="Heading3Char">
+    <w:name w:val="Heading 3 Char"/>
+    <w:basedOn w:val="DefaultParagraphFont"/>
+    <w:link w:val="Heading3"/>
     <w:uiPriority w:val="9"/>
     <w:rsid w:val="00FD2821"/>
     <w:rPr>
@@ -2737,10 +2751,10 @@
       <w:szCs w:val="28"/>
     </w:rPr>
   </w:style>
-  <w:style w:type="character" w:customStyle="1" w:styleId="4Char">
-    <w:name w:val="عنوان 4 Char"/>
-    <w:basedOn w:val="a0"/>
-    <w:link w:val="4"/>
+  <w:style w:type="character" w:customStyle="1" w:styleId="Heading4Char">
+    <w:name w:val="Heading 4 Char"/>
+    <w:basedOn w:val="DefaultParagraphFont"/>
+    <w:link w:val="Heading4"/>
     <w:uiPriority w:val="9"/>
     <w:semiHidden/>
     <w:rsid w:val="00FD2821"/>
@@ -2751,10 +2765,10 @@
       <w:color w:val="0F4761" w:themeColor="accent1" w:themeShade="BF"/>
     </w:rPr>
   </w:style>
-  <w:style w:type="character" w:customStyle="1" w:styleId="5Char">
-    <w:name w:val="عنوان 5 Char"/>
-    <w:basedOn w:val="a0"/>
-    <w:link w:val="5"/>
+  <w:style w:type="character" w:customStyle="1" w:styleId="Heading5Char">
+    <w:name w:val="Heading 5 Char"/>
+    <w:basedOn w:val="DefaultParagraphFont"/>
+    <w:link w:val="Heading5"/>
     <w:uiPriority w:val="9"/>
     <w:semiHidden/>
     <w:rsid w:val="00FD2821"/>
@@ -2763,10 +2777,10 @@
       <w:color w:val="0F4761" w:themeColor="accent1" w:themeShade="BF"/>
     </w:rPr>
   </w:style>
-  <w:style w:type="character" w:customStyle="1" w:styleId="6Char">
-    <w:name w:val="عنوان 6 Char"/>
-    <w:basedOn w:val="a0"/>
-    <w:link w:val="6"/>
+  <w:style w:type="character" w:customStyle="1" w:styleId="Heading6Char">
+    <w:name w:val="Heading 6 Char"/>
+    <w:basedOn w:val="DefaultParagraphFont"/>
+    <w:link w:val="Heading6"/>
     <w:uiPriority w:val="9"/>
     <w:semiHidden/>
     <w:rsid w:val="00FD2821"/>
@@ -2777,10 +2791,10 @@
       <w:color w:val="595959" w:themeColor="text1" w:themeTint="A6"/>
     </w:rPr>
   </w:style>
-  <w:style w:type="character" w:customStyle="1" w:styleId="7Char">
-    <w:name w:val="عنوان 7 Char"/>
-    <w:basedOn w:val="a0"/>
-    <w:link w:val="7"/>
+  <w:style w:type="character" w:customStyle="1" w:styleId="Heading7Char">
+    <w:name w:val="Heading 7 Char"/>
+    <w:basedOn w:val="DefaultParagraphFont"/>
+    <w:link w:val="Heading7"/>
     <w:uiPriority w:val="9"/>
     <w:semiHidden/>
     <w:rsid w:val="00FD2821"/>
@@ -2789,10 +2803,10 @@
       <w:color w:val="595959" w:themeColor="text1" w:themeTint="A6"/>
     </w:rPr>
   </w:style>
-  <w:style w:type="character" w:customStyle="1" w:styleId="8Char">
-    <w:name w:val="عنوان 8 Char"/>
-    <w:basedOn w:val="a0"/>
-    <w:link w:val="8"/>
+  <w:style w:type="character" w:customStyle="1" w:styleId="Heading8Char">
+    <w:name w:val="Heading 8 Char"/>
+    <w:basedOn w:val="DefaultParagraphFont"/>
+    <w:link w:val="Heading8"/>
     <w:uiPriority w:val="9"/>
     <w:semiHidden/>
     <w:rsid w:val="00FD2821"/>
@@ -2803,10 +2817,10 @@
       <w:color w:val="272727" w:themeColor="text1" w:themeTint="D8"/>
     </w:rPr>
   </w:style>
-  <w:style w:type="character" w:customStyle="1" w:styleId="9Char">
-    <w:name w:val="عنوان 9 Char"/>
-    <w:basedOn w:val="a0"/>
-    <w:link w:val="9"/>
+  <w:style w:type="character" w:customStyle="1" w:styleId="Heading9Char">
+    <w:name w:val="Heading 9 Char"/>
+    <w:basedOn w:val="DefaultParagraphFont"/>
+    <w:link w:val="Heading9"/>
     <w:uiPriority w:val="9"/>
     <w:semiHidden/>
     <w:rsid w:val="00FD2821"/>
@@ -2815,11 +2829,11 @@
       <w:color w:val="272727" w:themeColor="text1" w:themeTint="D8"/>
     </w:rPr>
   </w:style>
-  <w:style w:type="paragraph" w:styleId="a3">
+  <w:style w:type="paragraph" w:styleId="Title">
     <w:name w:val="Title"/>
-    <w:basedOn w:val="a"/>
-    <w:next w:val="a"/>
-    <w:link w:val="Char"/>
+    <w:basedOn w:val="Normal"/>
+    <w:next w:val="Normal"/>
+    <w:link w:val="TitleChar"/>
     <w:uiPriority w:val="10"/>
     <w:qFormat/>
     <w:rsid w:val="00FD2821"/>
@@ -2835,10 +2849,10 @@
       <w:szCs w:val="56"/>
     </w:rPr>
   </w:style>
-  <w:style w:type="character" w:customStyle="1" w:styleId="Char">
-    <w:name w:val="العنوان Char"/>
-    <w:basedOn w:val="a0"/>
-    <w:link w:val="a3"/>
+  <w:style w:type="character" w:customStyle="1" w:styleId="TitleChar">
+    <w:name w:val="Title Char"/>
+    <w:basedOn w:val="DefaultParagraphFont"/>
+    <w:link w:val="Title"/>
     <w:uiPriority w:val="10"/>
     <w:rsid w:val="00FD2821"/>
     <w:rPr>
@@ -2849,11 +2863,11 @@
       <w:szCs w:val="56"/>
     </w:rPr>
   </w:style>
-  <w:style w:type="paragraph" w:styleId="a4">
+  <w:style w:type="paragraph" w:styleId="Subtitle">
     <w:name w:val="Subtitle"/>
-    <w:basedOn w:val="a"/>
-    <w:next w:val="a"/>
-    <w:link w:val="Char0"/>
+    <w:basedOn w:val="Normal"/>
+    <w:next w:val="Normal"/>
+    <w:link w:val="SubtitleChar"/>
     <w:uiPriority w:val="11"/>
     <w:qFormat/>
     <w:rsid w:val="00FD2821"/>
@@ -2870,10 +2884,10 @@
       <w:szCs w:val="28"/>
     </w:rPr>
   </w:style>
-  <w:style w:type="character" w:customStyle="1" w:styleId="Char0">
-    <w:name w:val="عنوان فرعي Char"/>
-    <w:basedOn w:val="a0"/>
-    <w:link w:val="a4"/>
+  <w:style w:type="character" w:customStyle="1" w:styleId="SubtitleChar">
+    <w:name w:val="Subtitle Char"/>
+    <w:basedOn w:val="DefaultParagraphFont"/>
+    <w:link w:val="Subtitle"/>
     <w:uiPriority w:val="11"/>
     <w:rsid w:val="00FD2821"/>
     <w:rPr>
@@ -2884,11 +2898,11 @@
       <w:szCs w:val="28"/>
     </w:rPr>
   </w:style>
-  <w:style w:type="paragraph" w:styleId="a5">
+  <w:style w:type="paragraph" w:styleId="Quote">
     <w:name w:val="Quote"/>
-    <w:basedOn w:val="a"/>
-    <w:next w:val="a"/>
-    <w:link w:val="Char1"/>
+    <w:basedOn w:val="Normal"/>
+    <w:next w:val="Normal"/>
+    <w:link w:val="QuoteChar"/>
     <w:uiPriority w:val="29"/>
     <w:qFormat/>
     <w:rsid w:val="00FD2821"/>
@@ -2902,10 +2916,10 @@
       <w:color w:val="404040" w:themeColor="text1" w:themeTint="BF"/>
     </w:rPr>
   </w:style>
-  <w:style w:type="character" w:customStyle="1" w:styleId="Char1">
-    <w:name w:val="اقتباس Char"/>
-    <w:basedOn w:val="a0"/>
-    <w:link w:val="a5"/>
+  <w:style w:type="character" w:customStyle="1" w:styleId="QuoteChar">
+    <w:name w:val="Quote Char"/>
+    <w:basedOn w:val="DefaultParagraphFont"/>
+    <w:link w:val="Quote"/>
     <w:uiPriority w:val="29"/>
     <w:rsid w:val="00FD2821"/>
     <w:rPr>
@@ -2914,9 +2928,9 @@
       <w:color w:val="404040" w:themeColor="text1" w:themeTint="BF"/>
     </w:rPr>
   </w:style>
-  <w:style w:type="paragraph" w:styleId="a6">
+  <w:style w:type="paragraph" w:styleId="ListParagraph">
     <w:name w:val="List Paragraph"/>
-    <w:basedOn w:val="a"/>
+    <w:basedOn w:val="Normal"/>
     <w:uiPriority w:val="34"/>
     <w:qFormat/>
     <w:rsid w:val="00FD2821"/>
@@ -2925,9 +2939,9 @@
       <w:contextualSpacing/>
     </w:pPr>
   </w:style>
-  <w:style w:type="character" w:styleId="a7">
+  <w:style w:type="character" w:styleId="IntenseEmphasis">
     <w:name w:val="Intense Emphasis"/>
-    <w:basedOn w:val="a0"/>
+    <w:basedOn w:val="DefaultParagraphFont"/>
     <w:uiPriority w:val="21"/>
     <w:qFormat/>
     <w:rsid w:val="00FD2821"/>
@@ -2937,11 +2951,11 @@
       <w:color w:val="0F4761" w:themeColor="accent1" w:themeShade="BF"/>
     </w:rPr>
   </w:style>
-  <w:style w:type="paragraph" w:styleId="a8">
+  <w:style w:type="paragraph" w:styleId="IntenseQuote">
     <w:name w:val="Intense Quote"/>
-    <w:basedOn w:val="a"/>
-    <w:next w:val="a"/>
-    <w:link w:val="Char2"/>
+    <w:basedOn w:val="Normal"/>
+    <w:next w:val="Normal"/>
+    <w:link w:val="IntenseQuoteChar"/>
     <w:uiPriority w:val="30"/>
     <w:qFormat/>
     <w:rsid w:val="00FD2821"/>
@@ -2960,10 +2974,10 @@
       <w:color w:val="0F4761" w:themeColor="accent1" w:themeShade="BF"/>
     </w:rPr>
   </w:style>
-  <w:style w:type="character" w:customStyle="1" w:styleId="Char2">
-    <w:name w:val="اقتباس مكثف Char"/>
-    <w:basedOn w:val="a0"/>
-    <w:link w:val="a8"/>
+  <w:style w:type="character" w:customStyle="1" w:styleId="IntenseQuoteChar">
+    <w:name w:val="Intense Quote Char"/>
+    <w:basedOn w:val="DefaultParagraphFont"/>
+    <w:link w:val="IntenseQuote"/>
     <w:uiPriority w:val="30"/>
     <w:rsid w:val="00FD2821"/>
     <w:rPr>
@@ -2972,9 +2986,9 @@
       <w:color w:val="0F4761" w:themeColor="accent1" w:themeShade="BF"/>
     </w:rPr>
   </w:style>
-  <w:style w:type="character" w:styleId="a9">
+  <w:style w:type="character" w:styleId="IntenseReference">
     <w:name w:val="Intense Reference"/>
-    <w:basedOn w:val="a0"/>
+    <w:basedOn w:val="DefaultParagraphFont"/>
     <w:uiPriority w:val="32"/>
     <w:qFormat/>
     <w:rsid w:val="00FD2821"/>
